--- a/20_Projects/企業のオンライン保健室/クラウドパワー株式会社/02_報告会記録/クラウドパワー様_2026年7-8月_月次報告書.docx
+++ b/20_Projects/企業のオンライン保健室/クラウドパワー株式会社/02_報告会記録/クラウドパワー様_2026年7-8月_月次報告書.docx
@@ -412,7 +412,7 @@
                 <w:sz w:val="18"/>
                 <w:lang w:eastAsia="ja-JP"/>
               </w:rPr>
-              <w:t>7月末・8月末</w:t>
+              <w:t>7月／8月21日／8月28日</w:t>
               <w:br/>
             </w:r>
             <w:r>
@@ -421,7 +421,7 @@
                 <w:sz w:val="18"/>
                 <w:lang w:eastAsia="ja-JP"/>
               </w:rPr>
-              <w:t>担当者定期打ち合わせ（計2回）</w:t>
+              <w:t>担当者定期打ち合わせ（計3回）</w:t>
             </w:r>
           </w:p>
         </w:tc>

--- a/20_Projects/企業のオンライン保健室/クラウドパワー株式会社/02_報告会記録/クラウドパワー様_2026年7-8月_月次報告書.docx
+++ b/20_Projects/企業のオンライン保健室/クラウドパワー株式会社/02_報告会記録/クラウドパワー様_2026年7-8月_月次報告書.docx
@@ -104,7 +104,42 @@
                 <w:rFonts w:hint="eastAsia"/>
                 <w:sz w:val="20"/>
               </w:rPr>
-              <w:t>2026年9月1日</w:t>
+              <w:t>2026</w:t>
+            </w:r>
+            <w:r>
+              <w:rPr>
+                <w:rFonts w:hint="eastAsia"/>
+                <w:sz w:val="20"/>
+              </w:rPr>
+              <w:t>年</w:t>
+            </w:r>
+            <w:r>
+              <w:rPr>
+                <w:rFonts w:hint="eastAsia"/>
+                <w:sz w:val="20"/>
+              </w:rPr>
+              <w:t>9</w:t>
+            </w:r>
+            <w:r>
+              <w:rPr>
+                <w:rFonts w:hint="eastAsia"/>
+                <w:sz w:val="20"/>
+              </w:rPr>
+              <w:t>月</w:t>
+            </w:r>
+            <w:r>
+              <w:rPr>
+                <w:rFonts w:hint="eastAsia"/>
+                <w:sz w:val="20"/>
+              </w:rPr>
+              <w:t>1</w:t>
+            </w:r>
+            <w:r>
+              <w:rPr>
+                <w:rFonts w:hint="eastAsia"/>
+                <w:sz w:val="20"/>
+              </w:rPr>
+              <w:t>日</w:t>
             </w:r>
           </w:p>
         </w:tc>
@@ -134,7 +169,61 @@
               <w:rPr>
                 <w:sz w:val="20"/>
               </w:rPr>
-              <w:t>2026年7月1日〜8月31日</w:t>
+              <w:t>2026</w:t>
+            </w:r>
+            <w:r>
+              <w:rPr>
+                <w:sz w:val="20"/>
+              </w:rPr>
+              <w:t>年</w:t>
+            </w:r>
+            <w:r>
+              <w:rPr>
+                <w:sz w:val="20"/>
+              </w:rPr>
+              <w:t>7</w:t>
+            </w:r>
+            <w:r>
+              <w:rPr>
+                <w:sz w:val="20"/>
+              </w:rPr>
+              <w:t>月</w:t>
+            </w:r>
+            <w:r>
+              <w:rPr>
+                <w:sz w:val="20"/>
+              </w:rPr>
+              <w:t>1</w:t>
+            </w:r>
+            <w:r>
+              <w:rPr>
+                <w:sz w:val="20"/>
+              </w:rPr>
+              <w:t>日〜</w:t>
+            </w:r>
+            <w:r>
+              <w:rPr>
+                <w:sz w:val="20"/>
+              </w:rPr>
+              <w:t>8</w:t>
+            </w:r>
+            <w:r>
+              <w:rPr>
+                <w:sz w:val="20"/>
+              </w:rPr>
+              <w:t>月</w:t>
+            </w:r>
+            <w:r>
+              <w:rPr>
+                <w:sz w:val="20"/>
+              </w:rPr>
+              <w:t>31</w:t>
+            </w:r>
+            <w:r>
+              <w:rPr>
+                <w:sz w:val="20"/>
+              </w:rPr>
+              <w:t>日</w:t>
             </w:r>
           </w:p>
         </w:tc>
@@ -259,7 +348,55 @@
           <w:sz w:val="20"/>
           <w:lang w:eastAsia="ja-JP"/>
         </w:rPr>
-        <w:t>クラウドパワー様のオンライン保健室を、約1年間にわたって担当させていただきました。この期間で、全社員面談を通じて保健室の位置づけを社内で共有でき、佐治さんが社員と保健室をつなぐ窓口として機能する体制ができました。直近の7・8月は、佐治さんとの月末の定期打ち合わせ、林さんの初回セッション、そして古崎さんの健康面のフォローを中心に活動いたしました。現時点で、緊急の対応を要する健康状態の社員は確認されておりません（古崎さんについては後述のとおり受診をお勧めし、結果を待っている段階です）。</w:t>
+        <w:t>クラウドパワー様のオンライン保健室を、約</w:t>
+      </w:r>
+      <w:r>
+        <w:rPr>
+          <w:rFonts w:hint="eastAsia"/>
+          <w:sz w:val="20"/>
+          <w:lang w:eastAsia="ja-JP"/>
+        </w:rPr>
+        <w:t>1</w:t>
+      </w:r>
+      <w:r>
+        <w:rPr>
+          <w:rFonts w:hint="eastAsia"/>
+          <w:sz w:val="20"/>
+          <w:lang w:eastAsia="ja-JP"/>
+        </w:rPr>
+        <w:t>年間にわたって担当させていただきました。この期間で、全社員面談を通じて保健室の位置づけを社内で共有でき、佐治さんが社員と保健室をつなぐ窓口として機能する体制ができました。直近の</w:t>
+      </w:r>
+      <w:r>
+        <w:rPr>
+          <w:rFonts w:hint="eastAsia"/>
+          <w:sz w:val="20"/>
+          <w:lang w:eastAsia="ja-JP"/>
+        </w:rPr>
+        <w:t>7</w:t>
+      </w:r>
+      <w:r>
+        <w:rPr>
+          <w:rFonts w:hint="eastAsia"/>
+          <w:sz w:val="20"/>
+          <w:lang w:eastAsia="ja-JP"/>
+        </w:rPr>
+        <w:t>・</w:t>
+      </w:r>
+      <w:r>
+        <w:rPr>
+          <w:rFonts w:hint="eastAsia"/>
+          <w:sz w:val="20"/>
+          <w:lang w:eastAsia="ja-JP"/>
+        </w:rPr>
+        <w:t>8</w:t>
+      </w:r>
+      <w:r>
+        <w:rPr>
+          <w:rFonts w:hint="eastAsia"/>
+          <w:sz w:val="20"/>
+          <w:lang w:eastAsia="ja-JP"/>
+        </w:rPr>
+        <w:t>月は、佐治さんとの月末の定期打ち合わせ、林さんの初回セッション、そして古崎さんの健康面のフォローを中心に活動いたしました。現時点で、緊急の対応を要する健康状態の社員は確認されておりません（古崎さんについては後述のとおり受診をお勧めし、結果を待っている段階です）。</w:t>
       </w:r>
     </w:p>
     <w:p>
@@ -412,7 +549,38 @@
                 <w:sz w:val="18"/>
                 <w:lang w:eastAsia="ja-JP"/>
               </w:rPr>
-              <w:t>7月／8月21日／8月28日</w:t>
+              <w:t>7</w:t>
+            </w:r>
+            <w:r>
+              <w:rPr>
+                <w:rFonts w:hint="eastAsia"/>
+                <w:sz w:val="18"/>
+                <w:lang w:eastAsia="ja-JP"/>
+              </w:rPr>
+              <w:t>月末・</w:t>
+            </w:r>
+            <w:r>
+              <w:rPr>
+                <w:rFonts w:hint="eastAsia"/>
+                <w:sz w:val="18"/>
+                <w:lang w:eastAsia="ja-JP"/>
+              </w:rPr>
+              <w:t>8</w:t>
+            </w:r>
+            <w:r>
+              <w:rPr>
+                <w:rFonts w:hint="eastAsia"/>
+                <w:sz w:val="18"/>
+                <w:lang w:eastAsia="ja-JP"/>
+              </w:rPr>
+              <w:t>月末</w:t>
+            </w:r>
+            <w:r>
+              <w:rPr>
+                <w:rFonts w:hint="eastAsia"/>
+                <w:sz w:val="18"/>
+                <w:lang w:eastAsia="ja-JP"/>
+              </w:rPr>
               <w:br/>
             </w:r>
             <w:r>
@@ -421,7 +589,39 @@
                 <w:sz w:val="18"/>
                 <w:lang w:eastAsia="ja-JP"/>
               </w:rPr>
-              <w:t>担当者定期打ち合わせ（計3回）</w:t>
+              <w:t>担当者定期打ち合わせ</w:t>
+            </w:r>
+            <w:r>
+              <w:rPr>
+                <w:rFonts w:hint="eastAsia"/>
+                <w:sz w:val="18"/>
+                <w:lang w:eastAsia="ja-JP"/>
+              </w:rPr>
+              <w:t>・報告</w:t>
+            </w:r>
+            <w:r>
+              <w:rPr>
+                <w:rFonts w:hint="eastAsia"/>
+                <w:sz w:val="18"/>
+                <w:lang w:eastAsia="ja-JP"/>
+              </w:rPr>
+              <w:t>（計</w:t>
+            </w:r>
+            <w:r>
+              <w:rPr>
+                <w:rFonts w:hint="eastAsia"/>
+                <w:sz w:val="18"/>
+                <w:lang w:eastAsia="ja-JP"/>
+              </w:rPr>
+              <w:t>３</w:t>
+            </w:r>
+            <w:r>
+              <w:rPr>
+                <w:rFonts w:hint="eastAsia"/>
+                <w:sz w:val="18"/>
+                <w:lang w:eastAsia="ja-JP"/>
+              </w:rPr>
+              <w:t>回）</w:t>
             </w:r>
           </w:p>
         </w:tc>
@@ -442,6 +642,12 @@
                 <w:lang w:eastAsia="ja-JP"/>
               </w:rPr>
               <w:t>モチベーション：中</w:t>
+            </w:r>
+            <w:r>
+              <w:rPr>
+                <w:sz w:val="20"/>
+                <w:lang w:eastAsia="ja-JP"/>
+              </w:rPr>
               <w:br/>
             </w:r>
             <w:r>
@@ -450,14 +656,12 @@
                 <w:lang w:eastAsia="ja-JP"/>
               </w:rPr>
               <w:t>自己肯定感：中（上向き）</w:t>
-              <w:br/>
             </w:r>
             <w:r>
               <w:rPr>
                 <w:sz w:val="20"/>
                 <w:lang w:eastAsia="ja-JP"/>
               </w:rPr>
-              <w:t>ホルモンバランス：甲状腺・副腎　要注意</w:t>
               <w:br/>
             </w:r>
             <w:r>
@@ -484,7 +688,21 @@
                 <w:sz w:val="20"/>
                 <w:lang w:eastAsia="ja-JP"/>
               </w:rPr>
-              <w:t>【見立て】社内で気になる社員をどう保健室につなぐか、どう関わると効果的かを継続的にご相談いただきました。8月は古崎さんの様子の変化について対応を協議。一人で抱え込まず、青木さん・中丸さんを巻き込みながら進められるようになっており、「自分から提案できる人になる」ことが次の成長テーマです。</w:t>
+              <w:t>【見立て】社内で気になる社員をどう保健室につなぐか、どう関わると効果的かを継続的にご相談いただきました。</w:t>
+            </w:r>
+            <w:r>
+              <w:rPr>
+                <w:sz w:val="20"/>
+                <w:lang w:eastAsia="ja-JP"/>
+              </w:rPr>
+              <w:t>8</w:t>
+            </w:r>
+            <w:r>
+              <w:rPr>
+                <w:sz w:val="20"/>
+                <w:lang w:eastAsia="ja-JP"/>
+              </w:rPr>
+              <w:t>月は古崎さんの様子の変化について対応を協議。一人で抱え込まず、青木さん・中丸さんを巻き込みながら進められるようになっており、「自分から提案できる人になる」ことが次の成長テーマです。</w:t>
             </w:r>
           </w:p>
         </w:tc>
@@ -525,12 +743,130 @@
             <w:tcW w:w="1328" w:type="dxa"/>
           </w:tcPr>
           <w:p>
+            <w:pPr>
+              <w:rPr>
+                <w:lang w:eastAsia="ja-JP"/>
+              </w:rPr>
+            </w:pPr>
             <w:r>
               <w:rPr>
                 <w:rFonts w:hint="eastAsia"/>
                 <w:sz w:val="18"/>
+                <w:lang w:eastAsia="ja-JP"/>
               </w:rPr>
-              <w:t>第1回：7月3日（計1回）</w:t>
+              <w:t>第</w:t>
+            </w:r>
+            <w:r>
+              <w:rPr>
+                <w:rFonts w:hint="eastAsia"/>
+                <w:sz w:val="18"/>
+                <w:lang w:eastAsia="ja-JP"/>
+              </w:rPr>
+              <w:t>1</w:t>
+            </w:r>
+            <w:r>
+              <w:rPr>
+                <w:rFonts w:hint="eastAsia"/>
+                <w:sz w:val="18"/>
+                <w:lang w:eastAsia="ja-JP"/>
+              </w:rPr>
+              <w:t>回：</w:t>
+            </w:r>
+            <w:r>
+              <w:rPr>
+                <w:rFonts w:hint="eastAsia"/>
+                <w:sz w:val="18"/>
+                <w:lang w:eastAsia="ja-JP"/>
+              </w:rPr>
+              <w:t>7</w:t>
+            </w:r>
+            <w:r>
+              <w:rPr>
+                <w:rFonts w:hint="eastAsia"/>
+                <w:sz w:val="18"/>
+                <w:lang w:eastAsia="ja-JP"/>
+              </w:rPr>
+              <w:t>月</w:t>
+            </w:r>
+            <w:r>
+              <w:rPr>
+                <w:rFonts w:hint="eastAsia"/>
+                <w:sz w:val="18"/>
+                <w:lang w:eastAsia="ja-JP"/>
+              </w:rPr>
+              <w:t>3</w:t>
+            </w:r>
+            <w:r>
+              <w:rPr>
+                <w:rFonts w:hint="eastAsia"/>
+                <w:sz w:val="18"/>
+                <w:lang w:eastAsia="ja-JP"/>
+              </w:rPr>
+              <w:t>日</w:t>
+            </w:r>
+            <w:r>
+              <w:rPr>
+                <w:rFonts w:hint="eastAsia"/>
+                <w:sz w:val="18"/>
+                <w:lang w:eastAsia="ja-JP"/>
+              </w:rPr>
+              <w:t>・</w:t>
+            </w:r>
+            <w:r>
+              <w:rPr>
+                <w:rFonts w:hint="eastAsia"/>
+                <w:sz w:val="18"/>
+                <w:lang w:eastAsia="ja-JP"/>
+              </w:rPr>
+              <w:t>8</w:t>
+            </w:r>
+            <w:r>
+              <w:rPr>
+                <w:rFonts w:hint="eastAsia"/>
+                <w:sz w:val="18"/>
+                <w:lang w:eastAsia="ja-JP"/>
+              </w:rPr>
+              <w:t>月</w:t>
+            </w:r>
+            <w:r>
+              <w:rPr>
+                <w:rFonts w:hint="eastAsia"/>
+                <w:sz w:val="18"/>
+                <w:lang w:eastAsia="ja-JP"/>
+              </w:rPr>
+              <w:t>28</w:t>
+            </w:r>
+            <w:r>
+              <w:rPr>
+                <w:rFonts w:hint="eastAsia"/>
+                <w:sz w:val="18"/>
+                <w:lang w:eastAsia="ja-JP"/>
+              </w:rPr>
+              <w:t>日</w:t>
+            </w:r>
+            <w:r>
+              <w:rPr>
+                <w:rFonts w:hint="eastAsia"/>
+                <w:sz w:val="18"/>
+                <w:lang w:eastAsia="ja-JP"/>
+              </w:rPr>
+              <w:t>（計</w:t>
+            </w:r>
+            <w:r>
+              <w:rPr>
+                <w:rFonts w:hint="eastAsia"/>
+                <w:sz w:val="18"/>
+                <w:lang w:eastAsia="ja-JP"/>
+              </w:rPr>
+              <w:t>２</w:t>
+            </w:r>
+            <w:r>
+              <w:rPr>
+                <w:rFonts w:hint="eastAsia"/>
+                <w:sz w:val="18"/>
+                <w:lang w:eastAsia="ja-JP"/>
+              </w:rPr>
+              <w:t>回）</w:t>
             </w:r>
           </w:p>
         </w:tc>
@@ -551,6 +887,13 @@
                 <w:lang w:eastAsia="ja-JP"/>
               </w:rPr>
               <w:t>モチベーション：高</w:t>
+            </w:r>
+            <w:r>
+              <w:rPr>
+                <w:rFonts w:hint="eastAsia"/>
+                <w:sz w:val="20"/>
+                <w:lang w:eastAsia="ja-JP"/>
+              </w:rPr>
               <w:br/>
             </w:r>
             <w:r>
@@ -560,7 +903,6 @@
                 <w:lang w:eastAsia="ja-JP"/>
               </w:rPr>
               <w:t>自己肯定感：中</w:t>
-              <w:br/>
             </w:r>
             <w:r>
               <w:rPr>
@@ -568,7 +910,6 @@
                 <w:sz w:val="20"/>
                 <w:lang w:eastAsia="ja-JP"/>
               </w:rPr>
-              <w:t>ホルモンバランス：毒素・代謝・甲状腺　要注意</w:t>
               <w:br/>
             </w:r>
             <w:r>
@@ -597,7 +938,30 @@
                 <w:sz w:val="20"/>
                 <w:lang w:eastAsia="ja-JP"/>
               </w:rPr>
-              <w:t>【見立て】体調の自己評価は90%と高い一方、問診票では交感神経優位が続いており、自覚以上に身体へ負荷がかかっている可能性があります。承認・感謝を言葉で伝える関わりが今後の活躍に直結します。</w:t>
+              <w:t>【見立て】体調の自己評価は</w:t>
+            </w:r>
+            <w:r>
+              <w:rPr>
+                <w:rFonts w:hint="eastAsia"/>
+                <w:sz w:val="20"/>
+                <w:lang w:eastAsia="ja-JP"/>
+              </w:rPr>
+              <w:t>90%</w:t>
+            </w:r>
+            <w:r>
+              <w:rPr>
+                <w:rFonts w:hint="eastAsia"/>
+                <w:sz w:val="20"/>
+                <w:lang w:eastAsia="ja-JP"/>
+              </w:rPr>
+              <w:t>と高い一方、問診票では交感神経優位が続いており、自覚以上に身体へ負荷がかかっている可能性があります。承認・感謝を言葉で伝える関わりが今後の活躍に直結します。</w:t>
+            </w:r>
+            <w:r>
+              <w:rPr>
+                <w:rFonts w:hint="eastAsia"/>
+                <w:sz w:val="20"/>
+                <w:lang w:eastAsia="ja-JP"/>
+              </w:rPr>
               <w:br/>
             </w:r>
             <w:r>
@@ -614,7 +978,15 @@
                 <w:sz w:val="20"/>
                 <w:lang w:eastAsia="ja-JP"/>
               </w:rPr>
-              <w:t>【セッション概要】初回セッション。朝から疲れている日の回復方法をお伝えしました。プロファイリングから「王の気質（稀有なリーダー素質）」を共有し、ご本人からは「周囲から求められてきたことが自分の強みとは意外」という言葉が聞かれました。朝の白湯・就寝前の習慣・強みの言語化を宿題としました。</w:t>
+              <w:t>【セッション概要】</w:t>
+            </w:r>
+            <w:r>
+              <w:rPr>
+                <w:rFonts w:hint="eastAsia"/>
+                <w:sz w:val="20"/>
+                <w:lang w:eastAsia="ja-JP"/>
+              </w:rPr>
+              <w:t>緊張がとれてきて、子育てとの両立で気を付けていく事の整理。会社にとってどのように活躍できるまでのベースを整えるのかの工夫の自己整理。</w:t>
             </w:r>
           </w:p>
         </w:tc>
@@ -668,7 +1040,62 @@
                 <w:sz w:val="18"/>
                 <w:lang w:eastAsia="ja-JP"/>
               </w:rPr>
-              <w:t>第5回セッション：8月24日</w:t>
+              <w:t>第</w:t>
+            </w:r>
+            <w:r>
+              <w:rPr>
+                <w:rFonts w:hint="eastAsia"/>
+                <w:sz w:val="18"/>
+                <w:lang w:eastAsia="ja-JP"/>
+              </w:rPr>
+              <w:t>5</w:t>
+            </w:r>
+            <w:r>
+              <w:rPr>
+                <w:rFonts w:hint="eastAsia"/>
+                <w:sz w:val="18"/>
+                <w:lang w:eastAsia="ja-JP"/>
+              </w:rPr>
+              <w:t>回セッション：</w:t>
+            </w:r>
+            <w:r>
+              <w:rPr>
+                <w:rFonts w:hint="eastAsia"/>
+                <w:sz w:val="18"/>
+                <w:lang w:eastAsia="ja-JP"/>
+              </w:rPr>
+              <w:t>8</w:t>
+            </w:r>
+            <w:r>
+              <w:rPr>
+                <w:rFonts w:hint="eastAsia"/>
+                <w:sz w:val="18"/>
+                <w:lang w:eastAsia="ja-JP"/>
+              </w:rPr>
+              <w:t>月</w:t>
+            </w:r>
+            <w:r>
+              <w:rPr>
+                <w:rFonts w:hint="eastAsia"/>
+                <w:sz w:val="18"/>
+                <w:lang w:eastAsia="ja-JP"/>
+              </w:rPr>
+              <w:t>24</w:t>
+            </w:r>
+            <w:r>
+              <w:rPr>
+                <w:rFonts w:hint="eastAsia"/>
+                <w:sz w:val="18"/>
+                <w:lang w:eastAsia="ja-JP"/>
+              </w:rPr>
+              <w:t>日</w:t>
+            </w:r>
+            <w:r>
+              <w:rPr>
+                <w:rFonts w:hint="eastAsia"/>
+                <w:sz w:val="18"/>
+                <w:lang w:eastAsia="ja-JP"/>
+              </w:rPr>
               <w:br/>
             </w:r>
             <w:r>
@@ -677,7 +1104,23 @@
                 <w:sz w:val="18"/>
                 <w:lang w:eastAsia="ja-JP"/>
               </w:rPr>
-              <w:t>問診票：8月再実施</w:t>
+              <w:t>問診票：</w:t>
+            </w:r>
+            <w:r>
+              <w:rPr>
+                <w:rFonts w:hint="eastAsia"/>
+                <w:sz w:val="18"/>
+                <w:lang w:eastAsia="ja-JP"/>
+              </w:rPr>
+              <w:t>8</w:t>
+            </w:r>
+            <w:r>
+              <w:rPr>
+                <w:rFonts w:hint="eastAsia"/>
+                <w:sz w:val="18"/>
+                <w:lang w:eastAsia="ja-JP"/>
+              </w:rPr>
+              <w:t>月再実施</w:t>
             </w:r>
           </w:p>
         </w:tc>
@@ -696,7 +1139,7 @@
                 <w:sz w:val="20"/>
                 <w:lang w:eastAsia="ja-JP"/>
               </w:rPr>
-              <w:t>モチベーション：―</w:t>
+              <w:t>モチベーション：高</w:t>
               <w:br/>
             </w:r>
             <w:r>
@@ -704,7 +1147,7 @@
                 <w:sz w:val="20"/>
                 <w:lang w:eastAsia="ja-JP"/>
               </w:rPr>
-              <w:t>自己肯定感：―</w:t>
+              <w:t>自己肯定感：中（低下傾向）</w:t>
               <w:br/>
             </w:r>
             <w:r>
@@ -739,7 +1182,29 @@
                 <w:sz w:val="20"/>
                 <w:lang w:eastAsia="ja-JP"/>
               </w:rPr>
-              <w:t>【見立て・セッション概要】問診票は2月と比較して、ホルモンバランス自体に大きな変化はありませんでした。ただし、前回は問題なく回答できていた問診票で回答欄のずれが見られ、面談でも簡単な質問に対して質問とは異なる回答が複数回ありました。社内でも同様の様子が見られていると伺っています。それぞれ単独であれば単純なミスや疲労の可能性もありますが、以前には見られなかった変化が複数の場面で重なっていることを、看護師として気にしています。原因は保健室では判断できないため、まず身体的な問題がないかを確認するため、本人へ脳神経外科（神経内科が併設された病院）の受診をお勧めしました。受診結果を踏まえて、その後の対応を考えるのがよいと考えています。</w:t>
+              <w:t>【見立て・セッション概要】問診票は</w:t>
+            </w:r>
+            <w:r>
+              <w:rPr>
+                <w:sz w:val="20"/>
+                <w:lang w:eastAsia="ja-JP"/>
+              </w:rPr>
+              <w:t>2</w:t>
+            </w:r>
+            <w:r>
+              <w:rPr>
+                <w:sz w:val="20"/>
+                <w:lang w:eastAsia="ja-JP"/>
+              </w:rPr>
+              <w:t>月と比較して、ホルモンバランス自体に大きな変化はありませんでした。ただし、前回は問題なく回答できていた問診票で回答欄のずれが見られ、面談でも簡単な質問に対して質問とは異なる回答が複数回ありました。社内でも同様の様子が見られていると伺っています。それぞれ単独であれば単純なミスや疲労の可能性もありますが、以前には見られなかった変化が複数の場面で重なっていることを、看護師として気にしています。原因は保健室では判断できないため、まず身体的な問題がない</w:t>
+            </w:r>
+            <w:r>
+              <w:rPr>
+                <w:sz w:val="20"/>
+                <w:lang w:eastAsia="ja-JP"/>
+              </w:rPr>
+              <w:lastRenderedPageBreak/>
+              <w:t>かを確認するため、本人へ脳神経外科（神経内科が併設された病院）の受診をお勧めしました。受診結果を踏まえて、その後の対応を考えるのがよいと考えています。</w:t>
             </w:r>
           </w:p>
         </w:tc>
@@ -795,7 +1260,21 @@
           <w:sz w:val="20"/>
           <w:lang w:eastAsia="ja-JP"/>
         </w:rPr>
-        <w:t>約1年間を通じて、社員の皆さんが安心して意見を伝えられる環境づくりが少しずつ進みました。佐治さんが社内の相談窓口として機能し、必要な方を保健室につなぐ流れができたことは、契約終了後も活かしていただける仕組みだと考えています。</w:t>
+        <w:t>約</w:t>
+      </w:r>
+      <w:r>
+        <w:rPr>
+          <w:sz w:val="20"/>
+          <w:lang w:eastAsia="ja-JP"/>
+        </w:rPr>
+        <w:t>1</w:t>
+      </w:r>
+      <w:r>
+        <w:rPr>
+          <w:sz w:val="20"/>
+          <w:lang w:eastAsia="ja-JP"/>
+        </w:rPr>
+        <w:t>年間を通じて、社員の皆さんが安心して意見を伝えられる環境づくりが進みました。佐治さんが社内の相談窓口として機能し、必要な方を保健室につなぐ流れができたことは、契約終了後も活かしていただける仕組みだと考えています。</w:t>
       </w:r>
     </w:p>
     <w:p>
@@ -810,7 +1289,56 @@
           <w:sz w:val="20"/>
           <w:lang w:eastAsia="ja-JP"/>
         </w:rPr>
-        <w:t>お引き継ぎとして1点、古崎さんについては、受診の結果が出るまでの間、佐治さんを通じて経過を見守っていただけますと安心です。9月以降のフォローの進め方については、別途ご相談させてください。</w:t>
+        <w:t>健康診断の管理につきましては、今年度中に佐治さんへの引き継ぎが完了し、佐治さんにご対応いただきました。契約終了後も、この体制で運用いただけます。</w:t>
+      </w:r>
+    </w:p>
+    <w:p>
+      <w:pPr>
+        <w:rPr>
+          <w:sz w:val="20"/>
+          <w:lang w:eastAsia="ja-JP"/>
+        </w:rPr>
+      </w:pPr>
+      <w:r>
+        <w:rPr>
+          <w:sz w:val="20"/>
+          <w:lang w:eastAsia="ja-JP"/>
+        </w:rPr>
+        <w:t>お引き継ぎとして</w:t>
+      </w:r>
+      <w:r>
+        <w:rPr>
+          <w:sz w:val="20"/>
+          <w:lang w:eastAsia="ja-JP"/>
+        </w:rPr>
+        <w:t>1</w:t>
+      </w:r>
+      <w:r>
+        <w:rPr>
+          <w:sz w:val="20"/>
+          <w:lang w:eastAsia="ja-JP"/>
+        </w:rPr>
+        <w:t>点、古崎さんについては、受診の結果が出るまでの間、佐治さんを通じて経過を見守っていただけますと安心です。</w:t>
+      </w:r>
+      <w:r>
+        <w:rPr>
+          <w:sz w:val="20"/>
+          <w:lang w:eastAsia="ja-JP"/>
+        </w:rPr>
+        <w:t>9</w:t>
+      </w:r>
+      <w:r>
+        <w:rPr>
+          <w:sz w:val="20"/>
+          <w:lang w:eastAsia="ja-JP"/>
+        </w:rPr>
+        <w:t>月以降のフォローの進め方については、別途ご相談させてください。</w:t>
+      </w:r>
+      <w:r>
+        <w:rPr>
+          <w:sz w:val="20"/>
+          <w:lang w:eastAsia="ja-JP"/>
+        </w:rPr>
         <w:br/>
       </w:r>
       <w:r>
@@ -825,7 +1353,21 @@
           <w:sz w:val="20"/>
           <w:lang w:eastAsia="ja-JP"/>
         </w:rPr>
-        <w:t>約1年間、貴重な機会をいただきありがとうございました。</w:t>
+        <w:t>約</w:t>
+      </w:r>
+      <w:r>
+        <w:rPr>
+          <w:sz w:val="20"/>
+          <w:lang w:eastAsia="ja-JP"/>
+        </w:rPr>
+        <w:t>1</w:t>
+      </w:r>
+      <w:r>
+        <w:rPr>
+          <w:sz w:val="20"/>
+          <w:lang w:eastAsia="ja-JP"/>
+        </w:rPr>
+        <w:t>年間、貴重な機会をいただきありがとうございました。</w:t>
       </w:r>
     </w:p>
     <w:p>
@@ -1731,6 +2273,7 @@
   <w:style w:type="character" w:default="1" w:styleId="a2">
     <w:name w:val="Default Paragraph Font"/>
     <w:uiPriority w:val="1"/>
+    <w:semiHidden/>
     <w:unhideWhenUsed/>
   </w:style>
   <w:style w:type="table" w:default="1" w:styleId="a3">

--- a/20_Projects/企業のオンライン保健室/クラウドパワー株式会社/02_報告会記録/クラウドパワー様_2026年7-8月_月次報告書.docx
+++ b/20_Projects/企業のオンライン保健室/クラウドパワー株式会社/02_報告会記録/クラウドパワー様_2026年7-8月_月次報告書.docx
@@ -450,15 +450,22 @@
             <w:shd w:val="clear" w:color="auto" w:fill="D9E1F2"/>
           </w:tcPr>
           <w:p>
-            <w:proofErr w:type="spellStart"/>
+            <w:r>
+              <w:rPr>
+                <w:rFonts w:hint="eastAsia"/>
+                <w:b/>
+                <w:sz w:val="20"/>
+                <w:lang w:eastAsia="ja-JP"/>
+              </w:rPr>
+              <w:t>面談</w:t>
+            </w:r>
             <w:r>
               <w:rPr>
                 <w:b/>
                 <w:sz w:val="20"/>
               </w:rPr>
-              <w:t>受診日</w:t>
+              <w:t>日</w:t>
             </w:r>
-            <w:proofErr w:type="spellEnd"/>
           </w:p>
         </w:tc>
         <w:tc>
@@ -1140,6 +1147,12 @@
                 <w:lang w:eastAsia="ja-JP"/>
               </w:rPr>
               <w:t>モチベーション：高</w:t>
+            </w:r>
+            <w:r>
+              <w:rPr>
+                <w:sz w:val="20"/>
+                <w:lang w:eastAsia="ja-JP"/>
+              </w:rPr>
               <w:br/>
             </w:r>
             <w:r>
@@ -1148,6 +1161,12 @@
                 <w:lang w:eastAsia="ja-JP"/>
               </w:rPr>
               <w:t>自己肯定感：中（低下傾向）</w:t>
+            </w:r>
+            <w:r>
+              <w:rPr>
+                <w:sz w:val="20"/>
+                <w:lang w:eastAsia="ja-JP"/>
+              </w:rPr>
               <w:br/>
             </w:r>
             <w:r>
@@ -1155,7 +1174,27 @@
                 <w:sz w:val="20"/>
                 <w:lang w:eastAsia="ja-JP"/>
               </w:rPr>
-              <w:t>ホルモンバランス：2月と比較して大きな変化なし</w:t>
+              <w:t>ホルモンバランス：</w:t>
+            </w:r>
+            <w:r>
+              <w:rPr>
+                <w:sz w:val="20"/>
+                <w:lang w:eastAsia="ja-JP"/>
+              </w:rPr>
+              <w:t>2</w:t>
+            </w:r>
+            <w:r>
+              <w:rPr>
+                <w:sz w:val="20"/>
+                <w:lang w:eastAsia="ja-JP"/>
+              </w:rPr>
+              <w:t>月と比較して大きな変化なし</w:t>
+            </w:r>
+            <w:r>
+              <w:rPr>
+                <w:sz w:val="20"/>
+                <w:lang w:eastAsia="ja-JP"/>
+              </w:rPr>
               <w:br/>
             </w:r>
             <w:r>
@@ -1291,6 +1330,45 @@
         </w:rPr>
         <w:t>健康診断の管理につきましては、今年度中に佐治さんへの引き継ぎが完了し、佐治さんにご対応いただきました。契約終了後も、この体制で運用いただけます。</w:t>
       </w:r>
+      <w:r>
+        <w:rPr>
+          <w:sz w:val="20"/>
+          <w:lang w:eastAsia="ja-JP"/>
+        </w:rPr>
+        <w:br/>
+      </w:r>
+      <w:r>
+        <w:rPr>
+          <w:sz w:val="20"/>
+          <w:lang w:eastAsia="ja-JP"/>
+        </w:rPr>
+        <w:br/>
+      </w:r>
+      <w:r>
+        <w:rPr>
+          <w:rFonts w:hint="eastAsia"/>
+          <w:sz w:val="20"/>
+          <w:lang w:eastAsia="ja-JP"/>
+        </w:rPr>
+        <w:t>保健室だよりに関しては、お渡ししたまとめは下記になります。</w:t>
+      </w:r>
+      <w:r>
+        <w:rPr>
+          <w:sz w:val="20"/>
+          <w:lang w:eastAsia="ja-JP"/>
+        </w:rPr>
+        <w:br/>
+      </w:r>
+      <w:hyperlink r:id="rId8" w:history="1">
+        <w:r>
+          <w:rPr>
+            <w:rStyle w:val="aff"/>
+            <w:sz w:val="20"/>
+            <w:lang w:eastAsia="ja-JP"/>
+          </w:rPr>
+          <w:t>https://claude.ai/code/artifact/cede5636-3630-4bc3-99d7-c8e2df48636f</w:t>
+        </w:r>
+      </w:hyperlink>
     </w:p>
     <w:p>
       <w:pPr>
@@ -1299,6 +1377,28 @@
           <w:lang w:eastAsia="ja-JP"/>
         </w:rPr>
       </w:pPr>
+      <w:r>
+        <w:rPr>
+          <w:rFonts w:hint="eastAsia"/>
+          <w:sz w:val="20"/>
+          <w:lang w:eastAsia="ja-JP"/>
+        </w:rPr>
+        <w:t>今後健康への関心を高めていただく一助としてご活用いただければ幸いです。</w:t>
+      </w:r>
+      <w:r>
+        <w:rPr>
+          <w:sz w:val="20"/>
+          <w:lang w:eastAsia="ja-JP"/>
+        </w:rPr>
+        <w:br/>
+      </w:r>
+      <w:r>
+        <w:rPr>
+          <w:sz w:val="20"/>
+          <w:lang w:eastAsia="ja-JP"/>
+        </w:rPr>
+        <w:br/>
+      </w:r>
       <w:r>
         <w:rPr>
           <w:sz w:val="20"/>
@@ -1318,21 +1418,29 @@
           <w:sz w:val="20"/>
           <w:lang w:eastAsia="ja-JP"/>
         </w:rPr>
-        <w:t>点、古崎さんについては、受診の結果が出るまでの間、佐治さんを通じて経過を見守っていただけますと安心です。</w:t>
+        <w:t>点、古崎さんについては、</w:t>
+      </w:r>
+      <w:r>
+        <w:rPr>
+          <w:rFonts w:hint="eastAsia"/>
+          <w:sz w:val="20"/>
+          <w:lang w:eastAsia="ja-JP"/>
+        </w:rPr>
+        <w:t>ご本人へ受診を進めています。</w:t>
       </w:r>
       <w:r>
         <w:rPr>
           <w:sz w:val="20"/>
           <w:lang w:eastAsia="ja-JP"/>
         </w:rPr>
-        <w:t>9</w:t>
+        <w:br/>
       </w:r>
       <w:r>
         <w:rPr>
           <w:sz w:val="20"/>
           <w:lang w:eastAsia="ja-JP"/>
         </w:rPr>
-        <w:t>月以降のフォローの進め方については、別途ご相談させてください。</w:t>
+        <w:t>古崎さんについては、社内でのご様子や問診票の回答をふまえ、身体面の確認のため脳神経外科（神経内科併設）の受診を本人へお勧めしております。あわせて、めまい・手足のしびれ・ろれつが回らない等の症状が見られた場合は、速やかに医療機関を受診（必要に応じて救急要請）いただくようお伝えしております。受診の状況を確認しながら、経過を見守っていただけますと幸いです。</w:t>
       </w:r>
       <w:r>
         <w:rPr>
@@ -1386,7 +1494,7 @@
       </w:r>
     </w:p>
     <w:sectPr>
-      <w:footerReference w:type="default" r:id="rId8"/>
+      <w:footerReference w:type="default" r:id="rId9"/>
       <w:pgSz w:w="12240" w:h="15840"/>
       <w:pgMar w:top="1134" w:right="1417" w:bottom="1134" w:left="1417" w:header="720" w:footer="720" w:gutter="0"/>
       <w:cols w:space="720"/>
@@ -13050,6 +13158,29 @@
       </w:tcPr>
     </w:tblStylePr>
   </w:style>
+  <w:style w:type="character" w:styleId="aff">
+    <w:name w:val="Hyperlink"/>
+    <w:basedOn w:val="a2"/>
+    <w:uiPriority w:val="99"/>
+    <w:unhideWhenUsed/>
+    <w:rsid w:val="00FF5424"/>
+    <w:rPr>
+      <w:color w:val="0000FF" w:themeColor="hyperlink"/>
+      <w:u w:val="single"/>
+    </w:rPr>
+  </w:style>
+  <w:style w:type="character" w:styleId="aff0">
+    <w:name w:val="Unresolved Mention"/>
+    <w:basedOn w:val="a2"/>
+    <w:uiPriority w:val="99"/>
+    <w:semiHidden/>
+    <w:unhideWhenUsed/>
+    <w:rsid w:val="00FF5424"/>
+    <w:rPr>
+      <w:color w:val="605E5C"/>
+      <w:shd w:val="clear" w:color="auto" w:fill="E1DFDD"/>
+    </w:rPr>
+  </w:style>
 </w:styles>
 </file>
 
